--- a/FN_Amjad_Masoud_PMP_Resume.docx
+++ b/FN_Amjad_Masoud_PMP_Resume.docx
@@ -78,8 +78,16 @@
         <w:t>Technical Delivery Manager</w:t>
       </w:r>
       <w:r>
-        <w:rPr/>
-        <w:t xml:space="preserve"> </w:t>
+        <w:rPr>
+          <w:rFonts w:eastAsia="ＭＳ 明朝" w:cs=""/>
+          <w:b/>
+          <w:color w:val="2E74B5"/>
+          <w:kern w:val="0"/>
+          <w:sz w:val="21"/>
+          <w:szCs w:val="22"/>
+          <w:lang w:val="en-US" w:eastAsia="en-US" w:bidi="ar-SA"/>
+        </w:rPr>
+        <w:t xml:space="preserve"> | Technical Project Manager</w:t>
       </w:r>
     </w:p>
     <w:p>
@@ -936,7 +944,11 @@
         <w:rPr>
           <w:sz w:val="20"/>
         </w:rPr>
-        <w:t>Modernized a mission-critical B2B platform serving 7,000+ retailers and wholesalers, integrating ~30 external vendor and payment APIs across a growing digital marketplace.</w:t>
+        <w:t xml:space="preserve">Modernized a mission-critical B2B platform serving 7,000+ retailers and wholesalers, </w:t>
+      </w:r>
+      <w:r>
+        <w:rPr/>
+        <w:t xml:space="preserve">Coordinated technical integration and delivery across 30 external vendor and payment platforms, collaborating with third-party technical teams to implement and maintain reliable integrations across the digital marketplace. </w:t>
       </w:r>
     </w:p>
     <w:p>
@@ -964,19 +976,7 @@
         <w:rPr>
           <w:sz w:val="20"/>
         </w:rPr>
-        <w:t xml:space="preserve">Redesigned production infrastructure for 99.9% uptime using SQL Server </w:t>
-      </w:r>
-      <w:r>
-        <w:rPr>
-          <w:sz w:val="20"/>
-        </w:rPr>
-        <w:t>High Availability</w:t>
-      </w:r>
-      <w:r>
-        <w:rPr>
-          <w:sz w:val="20"/>
-        </w:rPr>
-        <w:t xml:space="preserve"> and a multi-layer caching architecture (SQL Server, Redis, Memcached), executing a zero-downtime database cut-over on a live environment.</w:t>
+        <w:t>Redesigned production infrastructure for 99.9% uptime using SQL Server High Availability and a multi-layer caching architecture (SQL Server, Redis, Memcached), executing a zero-downtime database cut-over on a live environment.</w:t>
       </w:r>
     </w:p>
     <w:p>
@@ -1075,27 +1075,30 @@
       </w:pPr>
       <w:r>
         <w:rPr>
+          <w:rStyle w:val="Strong"/>
           <w:b/>
           <w:color w:val="1B2A4A"/>
           <w:sz w:val="22"/>
         </w:rPr>
-        <w:t>Co-Founder &amp;</w:t>
+        <w:t>CO-Fou</w:t>
       </w:r>
       <w:r>
         <w:rPr>
-          <w:rFonts w:eastAsia="ＭＳ 明朝" w:cs=""/>
+          <w:rStyle w:val="Strong"/>
           <w:b/>
           <w:color w:val="1B2A4A"/>
-          <w:kern w:val="0"/>
           <w:sz w:val="22"/>
-          <w:szCs w:val="22"/>
-          <w:lang w:val="en-US" w:eastAsia="en-US" w:bidi="ar-SA"/>
         </w:rPr>
-        <w:t xml:space="preserve"> Head of Technical Delivery</w:t>
+        <w:t>nder &amp; C</w:t>
       </w:r>
       <w:r>
-        <w:rPr/>
-        <w:t xml:space="preserve"> (</w:t>
+        <w:rPr>
+          <w:rStyle w:val="Strong"/>
+          <w:b/>
+          <w:color w:val="1B2A4A"/>
+          <w:sz w:val="22"/>
+        </w:rPr>
+        <w:t>TO</w:t>
       </w:r>
       <w:r>
         <w:rPr>
@@ -1103,18 +1106,24 @@
           <w:color w:val="1B2A4A"/>
           <w:sz w:val="22"/>
         </w:rPr>
-        <w:t>CTO)</w:t>
+        <w:t xml:space="preserve">  </w:t>
       </w:r>
       <w:r>
         <w:rPr/>
         <w:tab/>
+        <w:t>201</w:t>
       </w:r>
       <w:r>
-        <w:rPr>
-          <w:color w:val="555555"/>
-          <w:sz w:val="20"/>
-        </w:rPr>
-        <w:t>2017 – 2018</w:t>
+        <w:rPr/>
+        <w:t>7</w:t>
+      </w:r>
+      <w:r>
+        <w:rPr/>
+        <w:t xml:space="preserve"> – 201</w:t>
+      </w:r>
+      <w:r>
+        <w:rPr/>
+        <w:t>8</w:t>
       </w:r>
     </w:p>
     <w:p>
